--- a/public/samples/water-cycle-worksheet.docx
+++ b/public/samples/water-cycle-worksheet.docx
@@ -16,7 +16,7 @@
         <w:rPr>
           <w:sz w:val="20"/>
         </w:rPr>
-        <w:t xml:space="preserve">Grade 4 Science. Version 2.0. Shared by Ma'am Lira (demo persona).</w:t>
+        <w:t xml:space="preserve">Grade 4 · Science · Quarter 2, Week 3</w:t>
       </w:r>
     </w:p>
     <w:p>
@@ -24,16 +24,15 @@
         <w:rPr>
           <w:sz w:val="20"/>
         </w:rPr>
-        <w:t xml:space="preserve">Illustrative competency EX-SCI4-T2-03 (example, not official alignment): Describe the water cycle and how it affects the local community</w:t>
+        <w:t xml:space="preserve">Prepared by Ma'am Lira Bañares, Bagumbayan Central School. Version 2.0.</w:t>
       </w:r>
     </w:p>
     <w:p>
       <w:r>
         <w:rPr>
-          <w:i/>
           <w:sz w:val="20"/>
         </w:rPr>
-        <w:t xml:space="preserve">Fictional sample created by the CherIt team for a hackathon demonstration. Edit freely.</w:t>
+        <w:t xml:space="preserve">Competency: Describe the water cycle and how it affects the local community (S4ES-IIg-h-5)</w:t>
       </w:r>
     </w:p>
     <w:p>
